--- a/opd/отчеты/Лаба2_4.docx
+++ b/opd/отчеты/Лаба2_4.docx
@@ -19027,7 +19027,7 @@
         <w:rPr>
           <w:lang w:val="en-US"/>
         </w:rPr>
-        <w:t>x1:      word -1</w:t>
+        <w:t>x1: word -1</w:t>
       </w:r>
     </w:p>
     <w:p>
@@ -19042,7 +19042,7 @@
         <w:rPr>
           <w:lang w:val="en-US"/>
         </w:rPr>
-        <w:t>x2:      word -1</w:t>
+        <w:t>x2: word -4</w:t>
       </w:r>
     </w:p>
     <w:p>
@@ -19074,7 +19074,7 @@
         <w:rPr>
           <w:lang w:val="en-US"/>
         </w:rPr>
-        <w:t>:     word 0</w:t>
+        <w:t>: word 0</w:t>
       </w:r>
     </w:p>
     <w:p>
@@ -19089,7 +19089,7 @@
         <w:rPr>
           <w:lang w:val="en-US"/>
         </w:rPr>
-        <w:t>low:     word 0</w:t>
+        <w:t>low: word 0</w:t>
       </w:r>
     </w:p>
     <w:p>
@@ -19104,7 +19104,7 @@
         <w:rPr>
           <w:lang w:val="en-US"/>
         </w:rPr>
-        <w:t xml:space="preserve">high:    word 0   </w:t>
+        <w:t xml:space="preserve">high: word 0   </w:t>
       </w:r>
     </w:p>
     <w:p>
@@ -19120,33 +19120,15 @@
       <w:pPr>
         <w:spacing w:after="0" w:line="240" w:lineRule="auto"/>
         <w:jc w:val="both"/>
-      </w:pPr>
-      <w:r>
-        <w:rPr>
-          <w:lang w:val="en-US"/>
-        </w:rPr>
-        <w:t>x</w:t>
-      </w:r>
-      <w:r>
-        <w:t>1</w:t>
-      </w:r>
-      <w:r>
-        <w:rPr>
-          <w:lang w:val="en-US"/>
-        </w:rPr>
-        <w:t>l</w:t>
-      </w:r>
-      <w:r>
-        <w:t xml:space="preserve">:     </w:t>
-      </w:r>
-      <w:r>
-        <w:rPr>
-          <w:lang w:val="en-US"/>
-        </w:rPr>
-        <w:t>word</w:t>
-      </w:r>
-      <w:r>
-        <w:t xml:space="preserve"> 0</w:t>
+        <w:rPr>
+          <w:lang w:val="en-US"/>
+        </w:rPr>
+      </w:pPr>
+      <w:r>
+        <w:rPr>
+          <w:lang w:val="en-US"/>
+        </w:rPr>
+        <w:t>x1l: word 0</w:t>
       </w:r>
     </w:p>
     <w:p>
@@ -19161,7 +19143,7 @@
         <w:rPr>
           <w:lang w:val="en-US"/>
         </w:rPr>
-        <w:t>x1h:     word 0</w:t>
+        <w:t>x1h: word 0</w:t>
       </w:r>
     </w:p>
     <w:p>
@@ -19176,7 +19158,7 @@
         <w:rPr>
           <w:lang w:val="en-US"/>
         </w:rPr>
-        <w:t>x2l:     word 0</w:t>
+        <w:t>x2l: word 0</w:t>
       </w:r>
     </w:p>
     <w:p>
@@ -19191,7 +19173,7 @@
         <w:rPr>
           <w:lang w:val="en-US"/>
         </w:rPr>
-        <w:t>x2h:     word 0</w:t>
+        <w:t>x2h: word 0</w:t>
       </w:r>
     </w:p>
     <w:p>
@@ -19261,37 +19243,31 @@
         <w:rPr>
           <w:lang w:val="en-US"/>
         </w:rPr>
-        <w:t>minus:    word 0xFFFF</w:t>
+        <w:t>minus: word 0xFFFF</w:t>
       </w:r>
     </w:p>
     <w:p>
       <w:pPr>
         <w:spacing w:after="0" w:line="240" w:lineRule="auto"/>
         <w:jc w:val="both"/>
-      </w:pPr>
-      <w:r>
-        <w:rPr>
-          <w:lang w:val="en-US"/>
-        </w:rPr>
-        <w:t>one</w:t>
-      </w:r>
-      <w:r>
-        <w:t xml:space="preserve">: </w:t>
-      </w:r>
-      <w:r>
-        <w:rPr>
-          <w:lang w:val="en-US"/>
-        </w:rPr>
-        <w:t>word</w:t>
-      </w:r>
-      <w:r>
-        <w:t xml:space="preserve"> 1;</w:t>
+        <w:rPr>
+          <w:lang w:val="en-US"/>
+        </w:rPr>
+      </w:pPr>
+      <w:r>
+        <w:rPr>
+          <w:lang w:val="en-US"/>
+        </w:rPr>
+        <w:t>one: word 1;</w:t>
       </w:r>
     </w:p>
     <w:p>
       <w:pPr>
         <w:spacing w:after="0" w:line="240" w:lineRule="auto"/>
         <w:jc w:val="both"/>
+        <w:rPr>
+          <w:lang w:val="en-US"/>
+        </w:rPr>
       </w:pPr>
     </w:p>
     <w:p>
@@ -19315,7 +19291,7 @@
         <w:t>result</w:t>
       </w:r>
       <w:r>
-        <w:t xml:space="preserve">:  </w:t>
+        <w:t xml:space="preserve">: </w:t>
       </w:r>
       <w:r>
         <w:rPr>
@@ -19341,29 +19317,62 @@
         <w:spacing w:after="0" w:line="240" w:lineRule="auto"/>
         <w:jc w:val="both"/>
       </w:pPr>
+      <w:r>
+        <w:rPr>
+          <w:lang w:val="en-US"/>
+        </w:rPr>
+        <w:t>result</w:t>
+      </w:r>
+      <w:r>
+        <w:t xml:space="preserve">2: </w:t>
+      </w:r>
+      <w:r>
+        <w:rPr>
+          <w:lang w:val="en-US"/>
+        </w:rPr>
+        <w:t>word</w:t>
+      </w:r>
+      <w:r>
+        <w:t xml:space="preserve"> 0</w:t>
+      </w:r>
+      <w:r>
+        <w:rPr>
+          <w:lang w:val="en-US"/>
+        </w:rPr>
+        <w:t>x</w:t>
+      </w:r>
+      <w:r>
+        <w:t>400</w:t>
+      </w:r>
     </w:p>
     <w:p>
       <w:pPr>
         <w:spacing w:after="0" w:line="240" w:lineRule="auto"/>
         <w:jc w:val="both"/>
       </w:pPr>
-      <w:r>
-        <w:t xml:space="preserve">; Знаковое расширение </w:t>
-      </w:r>
-      <w:r>
-        <w:rPr>
-          <w:lang w:val="en-US"/>
-        </w:rPr>
-        <w:t>x</w:t>
-      </w:r>
-      <w:r>
-        <w:t>1</w:t>
-      </w:r>
     </w:p>
     <w:p>
       <w:pPr>
         <w:spacing w:after="0" w:line="240" w:lineRule="auto"/>
         <w:jc w:val="both"/>
+      </w:pPr>
+      <w:r>
+        <w:t xml:space="preserve">; Знаковое расширение </w:t>
+      </w:r>
+      <w:r>
+        <w:rPr>
+          <w:lang w:val="en-US"/>
+        </w:rPr>
+        <w:t>x</w:t>
+      </w:r>
+      <w:r>
+        <w:t>1</w:t>
+      </w:r>
+    </w:p>
+    <w:p>
+      <w:pPr>
+        <w:spacing w:after="0" w:line="240" w:lineRule="auto"/>
+        <w:jc w:val="both"/>
         <w:rPr>
           <w:lang w:val="en-US"/>
         </w:rPr>
@@ -19394,20 +19403,7 @@
         <w:rPr>
           <w:lang w:val="en-US"/>
         </w:rPr>
-        <w:tab/>
-      </w:r>
-      <w:r>
-        <w:rPr>
-          <w:lang w:val="en-US"/>
-        </w:rPr>
-        <w:tab/>
-      </w:r>
-      <w:r>
-        <w:rPr>
-          <w:lang w:val="en-US"/>
-        </w:rPr>
-        <w:tab/>
-        <w:t>LD    x1</w:t>
+        <w:t>LD x1</w:t>
       </w:r>
     </w:p>
     <w:p>
@@ -19418,24 +19414,19 @@
           <w:lang w:val="en-US"/>
         </w:rPr>
       </w:pPr>
-      <w:r>
-        <w:rPr>
-          <w:lang w:val="en-US"/>
-        </w:rPr>
-        <w:tab/>
-      </w:r>
-      <w:r>
-        <w:rPr>
-          <w:lang w:val="en-US"/>
-        </w:rPr>
-        <w:tab/>
-      </w:r>
-      <w:r>
-        <w:rPr>
-          <w:lang w:val="en-US"/>
-        </w:rPr>
-        <w:tab/>
-        <w:t>ST    x1l</w:t>
+      <w:proofErr w:type="gramStart"/>
+      <w:r>
+        <w:rPr>
+          <w:lang w:val="en-US"/>
+        </w:rPr>
+        <w:t>ST  x</w:t>
+      </w:r>
+      <w:proofErr w:type="gramEnd"/>
+      <w:r>
+        <w:rPr>
+          <w:lang w:val="en-US"/>
+        </w:rPr>
+        <w:t>1l</w:t>
       </w:r>
     </w:p>
     <w:p>
@@ -19446,23 +19437,215 @@
           <w:lang w:val="en-US"/>
         </w:rPr>
       </w:pPr>
-      <w:r>
-        <w:rPr>
-          <w:lang w:val="en-US"/>
-        </w:rPr>
-        <w:tab/>
-      </w:r>
-      <w:r>
-        <w:rPr>
-          <w:lang w:val="en-US"/>
-        </w:rPr>
-        <w:tab/>
-      </w:r>
-      <w:r>
-        <w:rPr>
-          <w:lang w:val="en-US"/>
-        </w:rPr>
-        <w:tab/>
+      <w:proofErr w:type="gramStart"/>
+      <w:r>
+        <w:rPr>
+          <w:lang w:val="en-US"/>
+        </w:rPr>
+        <w:t xml:space="preserve">AND  </w:t>
+      </w:r>
+      <w:proofErr w:type="spellStart"/>
+      <w:r>
+        <w:rPr>
+          <w:lang w:val="en-US"/>
+        </w:rPr>
+        <w:t>signmask</w:t>
+      </w:r>
+      <w:proofErr w:type="spellEnd"/>
+      <w:proofErr w:type="gramEnd"/>
+    </w:p>
+    <w:p>
+      <w:pPr>
+        <w:spacing w:after="0" w:line="240" w:lineRule="auto"/>
+        <w:jc w:val="both"/>
+        <w:rPr>
+          <w:lang w:val="en-US"/>
+        </w:rPr>
+      </w:pPr>
+      <w:r>
+        <w:rPr>
+          <w:lang w:val="en-US"/>
+        </w:rPr>
+        <w:t>BEQ x1_pos</w:t>
+      </w:r>
+    </w:p>
+    <w:p>
+      <w:pPr>
+        <w:spacing w:after="0" w:line="240" w:lineRule="auto"/>
+        <w:jc w:val="both"/>
+        <w:rPr>
+          <w:lang w:val="en-US"/>
+        </w:rPr>
+      </w:pPr>
+      <w:r>
+        <w:rPr>
+          <w:lang w:val="en-US"/>
+        </w:rPr>
+        <w:t>LD minus</w:t>
+      </w:r>
+    </w:p>
+    <w:p>
+      <w:pPr>
+        <w:spacing w:after="0" w:line="240" w:lineRule="auto"/>
+        <w:jc w:val="both"/>
+        <w:rPr>
+          <w:lang w:val="en-US"/>
+        </w:rPr>
+      </w:pPr>
+      <w:r>
+        <w:rPr>
+          <w:lang w:val="en-US"/>
+        </w:rPr>
+        <w:t>ST x1h</w:t>
+      </w:r>
+    </w:p>
+    <w:p>
+      <w:pPr>
+        <w:spacing w:after="0" w:line="240" w:lineRule="auto"/>
+        <w:jc w:val="both"/>
+        <w:rPr>
+          <w:lang w:val="en-US"/>
+        </w:rPr>
+      </w:pPr>
+      <w:r>
+        <w:rPr>
+          <w:lang w:val="en-US"/>
+        </w:rPr>
+        <w:t>JUMP x1_done</w:t>
+      </w:r>
+    </w:p>
+    <w:p>
+      <w:pPr>
+        <w:spacing w:after="0" w:line="240" w:lineRule="auto"/>
+        <w:jc w:val="both"/>
+        <w:rPr>
+          <w:lang w:val="en-US"/>
+        </w:rPr>
+      </w:pPr>
+      <w:r>
+        <w:rPr>
+          <w:lang w:val="en-US"/>
+        </w:rPr>
+        <w:t>x1_pos:</w:t>
+      </w:r>
+    </w:p>
+    <w:p>
+      <w:pPr>
+        <w:spacing w:after="0" w:line="240" w:lineRule="auto"/>
+        <w:jc w:val="both"/>
+      </w:pPr>
+      <w:r>
+        <w:rPr>
+          <w:lang w:val="en-US"/>
+        </w:rPr>
+        <w:t>CLA</w:t>
+      </w:r>
+    </w:p>
+    <w:p>
+      <w:pPr>
+        <w:spacing w:after="0" w:line="240" w:lineRule="auto"/>
+        <w:jc w:val="both"/>
+      </w:pPr>
+      <w:r>
+        <w:rPr>
+          <w:lang w:val="en-US"/>
+        </w:rPr>
+        <w:t>ST</w:t>
+      </w:r>
+      <w:r>
+        <w:t xml:space="preserve">    </w:t>
+      </w:r>
+      <w:r>
+        <w:rPr>
+          <w:lang w:val="en-US"/>
+        </w:rPr>
+        <w:t>x</w:t>
+      </w:r>
+      <w:r>
+        <w:t>1</w:t>
+      </w:r>
+      <w:r>
+        <w:rPr>
+          <w:lang w:val="en-US"/>
+        </w:rPr>
+        <w:t>h</w:t>
+      </w:r>
+    </w:p>
+    <w:p>
+      <w:pPr>
+        <w:spacing w:after="0" w:line="240" w:lineRule="auto"/>
+        <w:jc w:val="both"/>
+      </w:pPr>
+      <w:r>
+        <w:t xml:space="preserve">; Знаковое расширение </w:t>
+      </w:r>
+      <w:r>
+        <w:rPr>
+          <w:lang w:val="en-US"/>
+        </w:rPr>
+        <w:t>x</w:t>
+      </w:r>
+      <w:r>
+        <w:t>2</w:t>
+      </w:r>
+    </w:p>
+    <w:p>
+      <w:pPr>
+        <w:spacing w:after="0" w:line="240" w:lineRule="auto"/>
+        <w:jc w:val="both"/>
+        <w:rPr>
+          <w:lang w:val="en-US"/>
+        </w:rPr>
+      </w:pPr>
+      <w:r>
+        <w:rPr>
+          <w:lang w:val="en-US"/>
+        </w:rPr>
+        <w:t xml:space="preserve">x1_done: </w:t>
+      </w:r>
+    </w:p>
+    <w:p>
+      <w:pPr>
+        <w:spacing w:after="0" w:line="240" w:lineRule="auto"/>
+        <w:jc w:val="both"/>
+        <w:rPr>
+          <w:lang w:val="en-US"/>
+        </w:rPr>
+      </w:pPr>
+      <w:r>
+        <w:rPr>
+          <w:lang w:val="en-US"/>
+        </w:rPr>
+        <w:t>LD    x2</w:t>
+      </w:r>
+    </w:p>
+    <w:p>
+      <w:pPr>
+        <w:spacing w:after="0" w:line="240" w:lineRule="auto"/>
+        <w:jc w:val="both"/>
+        <w:rPr>
+          <w:lang w:val="en-US"/>
+        </w:rPr>
+      </w:pPr>
+      <w:r>
+        <w:rPr>
+          <w:lang w:val="en-US"/>
+        </w:rPr>
+        <w:t>ST    x2l</w:t>
+      </w:r>
+    </w:p>
+    <w:p>
+      <w:pPr>
+        <w:spacing w:after="0" w:line="240" w:lineRule="auto"/>
+        <w:jc w:val="both"/>
+        <w:rPr>
+          <w:lang w:val="en-US"/>
+        </w:rPr>
+      </w:pPr>
+      <w:r>
+        <w:rPr>
+          <w:lang w:val="en-US"/>
+        </w:rPr>
         <w:t xml:space="preserve">AND   </w:t>
       </w:r>
       <w:proofErr w:type="spellStart"/>
@@ -19486,20 +19669,7 @@
         <w:rPr>
           <w:lang w:val="en-US"/>
         </w:rPr>
-        <w:tab/>
-      </w:r>
-      <w:r>
-        <w:rPr>
-          <w:lang w:val="en-US"/>
-        </w:rPr>
-        <w:tab/>
-      </w:r>
-      <w:r>
-        <w:rPr>
-          <w:lang w:val="en-US"/>
-        </w:rPr>
-        <w:tab/>
-        <w:t>BEQ   x1_pos</w:t>
+        <w:t>BEQ   x2_pos</w:t>
       </w:r>
     </w:p>
     <w:p>
@@ -19514,19 +19684,6 @@
         <w:rPr>
           <w:lang w:val="en-US"/>
         </w:rPr>
-        <w:tab/>
-      </w:r>
-      <w:r>
-        <w:rPr>
-          <w:lang w:val="en-US"/>
-        </w:rPr>
-        <w:tab/>
-      </w:r>
-      <w:r>
-        <w:rPr>
-          <w:lang w:val="en-US"/>
-        </w:rPr>
-        <w:tab/>
         <w:t>LD    minus</w:t>
       </w:r>
     </w:p>
@@ -19542,20 +19699,7 @@
         <w:rPr>
           <w:lang w:val="en-US"/>
         </w:rPr>
-        <w:tab/>
-      </w:r>
-      <w:r>
-        <w:rPr>
-          <w:lang w:val="en-US"/>
-        </w:rPr>
-        <w:tab/>
-      </w:r>
-      <w:r>
-        <w:rPr>
-          <w:lang w:val="en-US"/>
-        </w:rPr>
-        <w:tab/>
-        <w:t>ST    x1h</w:t>
+        <w:t>ST    x2h</w:t>
       </w:r>
     </w:p>
     <w:p>
@@ -19570,20 +19714,7 @@
         <w:rPr>
           <w:lang w:val="en-US"/>
         </w:rPr>
-        <w:tab/>
-      </w:r>
-      <w:r>
-        <w:rPr>
-          <w:lang w:val="en-US"/>
-        </w:rPr>
-        <w:tab/>
-      </w:r>
-      <w:r>
-        <w:rPr>
-          <w:lang w:val="en-US"/>
-        </w:rPr>
-        <w:tab/>
-        <w:t>JUMP   x1_done</w:t>
+        <w:t>JUMP   x2_done</w:t>
       </w:r>
     </w:p>
     <w:p>
@@ -19598,7 +19729,7 @@
         <w:rPr>
           <w:lang w:val="en-US"/>
         </w:rPr>
-        <w:t>x1_pos:</w:t>
+        <w:t xml:space="preserve">x2_pos:    </w:t>
       </w:r>
     </w:p>
     <w:p>
@@ -19610,19 +19741,6 @@
         <w:rPr>
           <w:lang w:val="en-US"/>
         </w:rPr>
-        <w:tab/>
-      </w:r>
-      <w:r>
-        <w:rPr>
-          <w:lang w:val="en-US"/>
-        </w:rPr>
-        <w:tab/>
-      </w:r>
-      <w:r>
-        <w:rPr>
-          <w:lang w:val="en-US"/>
-        </w:rPr>
-        <w:tab/>
         <w:t>CLA</w:t>
       </w:r>
     </w:p>
@@ -19632,15 +19750,6 @@
         <w:jc w:val="both"/>
       </w:pPr>
       <w:r>
-        <w:tab/>
-      </w:r>
-      <w:r>
-        <w:tab/>
-      </w:r>
-      <w:r>
-        <w:tab/>
-      </w:r>
-      <w:r>
         <w:rPr>
           <w:lang w:val="en-US"/>
         </w:rPr>
@@ -19656,7 +19765,7 @@
         <w:t>x</w:t>
       </w:r>
       <w:r>
-        <w:t>1</w:t>
+        <w:t>2</w:t>
       </w:r>
       <w:r>
         <w:rPr>
@@ -19671,16 +19780,7 @@
         <w:jc w:val="both"/>
       </w:pPr>
       <w:r>
-        <w:t xml:space="preserve">; Знаковое расширение </w:t>
-      </w:r>
-      <w:r>
-        <w:rPr>
-          <w:lang w:val="en-US"/>
-        </w:rPr>
-        <w:t>x</w:t>
-      </w:r>
-      <w:r>
-        <w:t>2</w:t>
+        <w:t>; Сложение младших слов с фиксацией переноса</w:t>
       </w:r>
     </w:p>
     <w:p>
@@ -19695,7 +19795,7 @@
         <w:rPr>
           <w:lang w:val="en-US"/>
         </w:rPr>
-        <w:t xml:space="preserve">x1_done: </w:t>
+        <w:t xml:space="preserve">x2_done: </w:t>
       </w:r>
     </w:p>
     <w:p>
@@ -19710,20 +19810,7 @@
         <w:rPr>
           <w:lang w:val="en-US"/>
         </w:rPr>
-        <w:tab/>
-      </w:r>
-      <w:r>
-        <w:rPr>
-          <w:lang w:val="en-US"/>
-        </w:rPr>
-        <w:tab/>
-      </w:r>
-      <w:r>
-        <w:rPr>
-          <w:lang w:val="en-US"/>
-        </w:rPr>
-        <w:tab/>
-        <w:t>LD    x2</w:t>
+        <w:t>LD    x1l</w:t>
       </w:r>
     </w:p>
     <w:p>
@@ -19738,20 +19825,7 @@
         <w:rPr>
           <w:lang w:val="en-US"/>
         </w:rPr>
-        <w:tab/>
-      </w:r>
-      <w:r>
-        <w:rPr>
-          <w:lang w:val="en-US"/>
-        </w:rPr>
-        <w:tab/>
-      </w:r>
-      <w:r>
-        <w:rPr>
-          <w:lang w:val="en-US"/>
-        </w:rPr>
-        <w:tab/>
-        <w:t>ST    x2l</w:t>
+        <w:t>ADD   x2l</w:t>
       </w:r>
     </w:p>
     <w:p>
@@ -19766,33 +19840,29 @@
         <w:rPr>
           <w:lang w:val="en-US"/>
         </w:rPr>
-        <w:t xml:space="preserve">    </w:t>
-      </w:r>
-      <w:r>
-        <w:rPr>
-          <w:lang w:val="en-US"/>
-        </w:rPr>
-        <w:tab/>
-      </w:r>
-      <w:r>
-        <w:rPr>
-          <w:lang w:val="en-US"/>
-        </w:rPr>
-        <w:tab/>
-      </w:r>
-      <w:r>
-        <w:rPr>
-          <w:lang w:val="en-US"/>
-        </w:rPr>
-        <w:tab/>
-        <w:t xml:space="preserve">AND   </w:t>
+        <w:t>ST    low</w:t>
+      </w:r>
+    </w:p>
+    <w:p>
+      <w:pPr>
+        <w:spacing w:after="0" w:line="240" w:lineRule="auto"/>
+        <w:jc w:val="both"/>
+        <w:rPr>
+          <w:lang w:val="en-US"/>
+        </w:rPr>
+      </w:pPr>
+      <w:r>
+        <w:rPr>
+          <w:lang w:val="en-US"/>
+        </w:rPr>
+        <w:t xml:space="preserve">BCC   </w:t>
       </w:r>
       <w:proofErr w:type="spellStart"/>
       <w:r>
         <w:rPr>
           <w:lang w:val="en-US"/>
         </w:rPr>
-        <w:t>signmask</w:t>
+        <w:t>no_carry</w:t>
       </w:r>
       <w:proofErr w:type="spellEnd"/>
     </w:p>
@@ -19808,20 +19878,7 @@
         <w:rPr>
           <w:lang w:val="en-US"/>
         </w:rPr>
-        <w:tab/>
-      </w:r>
-      <w:r>
-        <w:rPr>
-          <w:lang w:val="en-US"/>
-        </w:rPr>
-        <w:tab/>
-      </w:r>
-      <w:r>
-        <w:rPr>
-          <w:lang w:val="en-US"/>
-        </w:rPr>
-        <w:tab/>
-        <w:t>BEQ   x2_pos</w:t>
+        <w:t>LD    one</w:t>
       </w:r>
     </w:p>
     <w:p>
@@ -19836,289 +19893,14 @@
         <w:rPr>
           <w:lang w:val="en-US"/>
         </w:rPr>
-        <w:tab/>
-      </w:r>
-      <w:r>
-        <w:rPr>
-          <w:lang w:val="en-US"/>
-        </w:rPr>
-        <w:tab/>
-      </w:r>
-      <w:r>
-        <w:rPr>
-          <w:lang w:val="en-US"/>
-        </w:rPr>
-        <w:tab/>
-        <w:t>LD    minus</w:t>
-      </w:r>
-    </w:p>
-    <w:p>
-      <w:pPr>
-        <w:spacing w:after="0" w:line="240" w:lineRule="auto"/>
-        <w:jc w:val="both"/>
-        <w:rPr>
-          <w:lang w:val="en-US"/>
-        </w:rPr>
-      </w:pPr>
-      <w:r>
-        <w:rPr>
-          <w:lang w:val="en-US"/>
-        </w:rPr>
-        <w:tab/>
-      </w:r>
-      <w:r>
-        <w:rPr>
-          <w:lang w:val="en-US"/>
-        </w:rPr>
-        <w:tab/>
-      </w:r>
-      <w:r>
-        <w:rPr>
-          <w:lang w:val="en-US"/>
-        </w:rPr>
-        <w:tab/>
-        <w:t>ST    x2h</w:t>
-      </w:r>
-    </w:p>
-    <w:p>
-      <w:pPr>
-        <w:spacing w:after="0" w:line="240" w:lineRule="auto"/>
-        <w:jc w:val="both"/>
-        <w:rPr>
-          <w:lang w:val="en-US"/>
-        </w:rPr>
-      </w:pPr>
-      <w:r>
-        <w:rPr>
-          <w:lang w:val="en-US"/>
-        </w:rPr>
-        <w:tab/>
-      </w:r>
-      <w:r>
-        <w:rPr>
-          <w:lang w:val="en-US"/>
-        </w:rPr>
-        <w:tab/>
-      </w:r>
-      <w:r>
-        <w:rPr>
-          <w:lang w:val="en-US"/>
-        </w:rPr>
-        <w:tab/>
-        <w:t>JUMP   x2_done</w:t>
-      </w:r>
-    </w:p>
-    <w:p>
-      <w:pPr>
-        <w:spacing w:after="0" w:line="240" w:lineRule="auto"/>
-        <w:jc w:val="both"/>
-        <w:rPr>
-          <w:lang w:val="en-US"/>
-        </w:rPr>
-      </w:pPr>
-      <w:r>
-        <w:rPr>
-          <w:lang w:val="en-US"/>
-        </w:rPr>
-        <w:t xml:space="preserve">x2_pos:    </w:t>
-      </w:r>
-    </w:p>
-    <w:p>
-      <w:pPr>
-        <w:spacing w:after="0" w:line="240" w:lineRule="auto"/>
-        <w:jc w:val="both"/>
-      </w:pPr>
-      <w:r>
-        <w:rPr>
-          <w:lang w:val="en-US"/>
-        </w:rPr>
-        <w:tab/>
-      </w:r>
-      <w:r>
-        <w:rPr>
-          <w:lang w:val="en-US"/>
-        </w:rPr>
-        <w:tab/>
-        <w:t>CLA</w:t>
-      </w:r>
-    </w:p>
-    <w:p>
-      <w:pPr>
-        <w:spacing w:after="0" w:line="240" w:lineRule="auto"/>
-        <w:jc w:val="both"/>
-      </w:pPr>
-      <w:r>
-        <w:tab/>
-      </w:r>
-      <w:r>
-        <w:tab/>
-      </w:r>
-      <w:r>
-        <w:rPr>
-          <w:lang w:val="en-US"/>
-        </w:rPr>
-        <w:t>ST</w:t>
-      </w:r>
-      <w:r>
-        <w:t xml:space="preserve">    </w:t>
-      </w:r>
-      <w:r>
-        <w:rPr>
-          <w:lang w:val="en-US"/>
-        </w:rPr>
-        <w:t>x</w:t>
-      </w:r>
-      <w:r>
-        <w:t>2</w:t>
-      </w:r>
-      <w:r>
-        <w:rPr>
-          <w:lang w:val="en-US"/>
-        </w:rPr>
-        <w:t>h</w:t>
-      </w:r>
-    </w:p>
-    <w:p>
-      <w:pPr>
-        <w:spacing w:after="0" w:line="240" w:lineRule="auto"/>
-        <w:jc w:val="both"/>
-      </w:pPr>
-      <w:r>
-        <w:t>; Сложение младших слов с фиксацией переноса</w:t>
-      </w:r>
-    </w:p>
-    <w:p>
-      <w:pPr>
-        <w:spacing w:after="0" w:line="240" w:lineRule="auto"/>
-        <w:jc w:val="both"/>
-        <w:rPr>
-          <w:lang w:val="en-US"/>
-        </w:rPr>
-      </w:pPr>
-      <w:r>
-        <w:rPr>
-          <w:lang w:val="en-US"/>
-        </w:rPr>
-        <w:t xml:space="preserve">x2_done: </w:t>
-      </w:r>
-    </w:p>
-    <w:p>
-      <w:pPr>
-        <w:spacing w:after="0" w:line="240" w:lineRule="auto"/>
-        <w:jc w:val="both"/>
-        <w:rPr>
-          <w:lang w:val="en-US"/>
-        </w:rPr>
-      </w:pPr>
-      <w:r>
-        <w:rPr>
-          <w:lang w:val="en-US"/>
-        </w:rPr>
-        <w:tab/>
-      </w:r>
-      <w:r>
-        <w:rPr>
-          <w:lang w:val="en-US"/>
-        </w:rPr>
-        <w:tab/>
-      </w:r>
-      <w:r>
-        <w:rPr>
-          <w:lang w:val="en-US"/>
-        </w:rPr>
-        <w:tab/>
-        <w:t>LD    x1l</w:t>
-      </w:r>
-    </w:p>
-    <w:p>
-      <w:pPr>
-        <w:spacing w:after="0" w:line="240" w:lineRule="auto"/>
-        <w:jc w:val="both"/>
-        <w:rPr>
-          <w:lang w:val="en-US"/>
-        </w:rPr>
-      </w:pPr>
-      <w:r>
-        <w:rPr>
-          <w:lang w:val="en-US"/>
-        </w:rPr>
-        <w:tab/>
-      </w:r>
-      <w:r>
-        <w:rPr>
-          <w:lang w:val="en-US"/>
-        </w:rPr>
-        <w:tab/>
-      </w:r>
-      <w:r>
-        <w:rPr>
-          <w:lang w:val="en-US"/>
-        </w:rPr>
-        <w:tab/>
-        <w:t>ADD   x2l</w:t>
-      </w:r>
-    </w:p>
-    <w:p>
-      <w:pPr>
-        <w:spacing w:after="0" w:line="240" w:lineRule="auto"/>
-        <w:jc w:val="both"/>
-        <w:rPr>
-          <w:lang w:val="en-US"/>
-        </w:rPr>
-      </w:pPr>
-      <w:r>
-        <w:rPr>
-          <w:lang w:val="en-US"/>
-        </w:rPr>
-        <w:tab/>
-      </w:r>
-      <w:r>
-        <w:rPr>
-          <w:lang w:val="en-US"/>
-        </w:rPr>
-        <w:tab/>
-      </w:r>
-      <w:r>
-        <w:rPr>
-          <w:lang w:val="en-US"/>
-        </w:rPr>
-        <w:tab/>
-        <w:t>ST    low</w:t>
-      </w:r>
-    </w:p>
-    <w:p>
-      <w:pPr>
-        <w:spacing w:after="0" w:line="240" w:lineRule="auto"/>
-        <w:jc w:val="both"/>
-        <w:rPr>
-          <w:lang w:val="en-US"/>
-        </w:rPr>
-      </w:pPr>
-      <w:r>
-        <w:rPr>
-          <w:lang w:val="en-US"/>
-        </w:rPr>
-        <w:tab/>
-      </w:r>
-      <w:r>
-        <w:rPr>
-          <w:lang w:val="en-US"/>
-        </w:rPr>
-        <w:tab/>
-      </w:r>
-      <w:r>
-        <w:rPr>
-          <w:lang w:val="en-US"/>
-        </w:rPr>
-        <w:tab/>
-        <w:t xml:space="preserve">BCC   </w:t>
+        <w:t xml:space="preserve">ST    </w:t>
       </w:r>
       <w:proofErr w:type="spellStart"/>
       <w:r>
         <w:rPr>
           <w:lang w:val="en-US"/>
         </w:rPr>
-        <w:t>no_carry</w:t>
+        <w:t>buf</w:t>
       </w:r>
       <w:proofErr w:type="spellEnd"/>
     </w:p>
@@ -20134,55 +19916,14 @@
         <w:rPr>
           <w:lang w:val="en-US"/>
         </w:rPr>
-        <w:tab/>
-      </w:r>
-      <w:r>
-        <w:rPr>
-          <w:lang w:val="en-US"/>
-        </w:rPr>
-        <w:tab/>
-      </w:r>
-      <w:r>
-        <w:rPr>
-          <w:lang w:val="en-US"/>
-        </w:rPr>
-        <w:tab/>
-        <w:t>LD    one</w:t>
-      </w:r>
-    </w:p>
-    <w:p>
-      <w:pPr>
-        <w:spacing w:after="0" w:line="240" w:lineRule="auto"/>
-        <w:jc w:val="both"/>
-        <w:rPr>
-          <w:lang w:val="en-US"/>
-        </w:rPr>
-      </w:pPr>
-      <w:r>
-        <w:rPr>
-          <w:lang w:val="en-US"/>
-        </w:rPr>
-        <w:tab/>
-      </w:r>
-      <w:r>
-        <w:rPr>
-          <w:lang w:val="en-US"/>
-        </w:rPr>
-        <w:tab/>
-      </w:r>
-      <w:r>
-        <w:rPr>
-          <w:lang w:val="en-US"/>
-        </w:rPr>
-        <w:tab/>
-        <w:t xml:space="preserve">ST    </w:t>
+        <w:t xml:space="preserve">JUMP   </w:t>
       </w:r>
       <w:proofErr w:type="spellStart"/>
       <w:r>
         <w:rPr>
           <w:lang w:val="en-US"/>
         </w:rPr>
-        <w:t>buf</w:t>
+        <w:t>carry_done</w:t>
       </w:r>
       <w:proofErr w:type="spellEnd"/>
     </w:p>
@@ -20194,31 +19935,53 @@
           <w:lang w:val="en-US"/>
         </w:rPr>
       </w:pPr>
-      <w:r>
-        <w:rPr>
-          <w:lang w:val="en-US"/>
-        </w:rPr>
-        <w:tab/>
-      </w:r>
-      <w:r>
-        <w:rPr>
-          <w:lang w:val="en-US"/>
-        </w:rPr>
-        <w:tab/>
-      </w:r>
-      <w:r>
-        <w:rPr>
-          <w:lang w:val="en-US"/>
-        </w:rPr>
-        <w:tab/>
-        <w:t xml:space="preserve">JUMP   </w:t>
-      </w:r>
       <w:proofErr w:type="spellStart"/>
       <w:r>
         <w:rPr>
           <w:lang w:val="en-US"/>
         </w:rPr>
-        <w:t>carry_done</w:t>
+        <w:t>no_carry</w:t>
+      </w:r>
+      <w:proofErr w:type="spellEnd"/>
+      <w:r>
+        <w:rPr>
+          <w:lang w:val="en-US"/>
+        </w:rPr>
+        <w:t>:</w:t>
+      </w:r>
+    </w:p>
+    <w:p>
+      <w:pPr>
+        <w:spacing w:after="0" w:line="240" w:lineRule="auto"/>
+        <w:jc w:val="both"/>
+      </w:pPr>
+      <w:r>
+        <w:rPr>
+          <w:lang w:val="en-US"/>
+        </w:rPr>
+        <w:t>CLA</w:t>
+      </w:r>
+    </w:p>
+    <w:p>
+      <w:pPr>
+        <w:spacing w:after="0" w:line="240" w:lineRule="auto"/>
+        <w:jc w:val="both"/>
+      </w:pPr>
+      <w:r>
+        <w:rPr>
+          <w:lang w:val="en-US"/>
+        </w:rPr>
+        <w:t>ST</w:t>
+      </w:r>
+      <w:r>
+        <w:t xml:space="preserve">    </w:t>
+      </w:r>
+      <w:proofErr w:type="spellStart"/>
+      <w:r>
+        <w:rPr>
+          <w:lang w:val="en-US"/>
+        </w:rPr>
+        <w:t>buf</w:t>
       </w:r>
       <w:proofErr w:type="spellEnd"/>
     </w:p>
@@ -20226,72 +19989,77 @@
       <w:pPr>
         <w:spacing w:after="0" w:line="240" w:lineRule="auto"/>
         <w:jc w:val="both"/>
-        <w:rPr>
-          <w:lang w:val="en-US"/>
-        </w:rPr>
-      </w:pPr>
-      <w:proofErr w:type="spellStart"/>
-      <w:r>
-        <w:rPr>
-          <w:lang w:val="en-US"/>
-        </w:rPr>
-        <w:t>no_carry</w:t>
-      </w:r>
-      <w:proofErr w:type="spellEnd"/>
-      <w:r>
-        <w:rPr>
-          <w:lang w:val="en-US"/>
-        </w:rPr>
-        <w:t>:</w:t>
+      </w:pPr>
+      <w:r>
+        <w:t>; Сложение старших слов с переносом</w:t>
       </w:r>
     </w:p>
     <w:p>
       <w:pPr>
         <w:spacing w:after="0" w:line="240" w:lineRule="auto"/>
         <w:jc w:val="both"/>
-      </w:pPr>
-      <w:r>
-        <w:rPr>
-          <w:lang w:val="en-US"/>
-        </w:rPr>
-        <w:tab/>
-      </w:r>
-      <w:r>
-        <w:rPr>
-          <w:lang w:val="en-US"/>
-        </w:rPr>
-        <w:tab/>
-      </w:r>
-      <w:r>
-        <w:rPr>
-          <w:lang w:val="en-US"/>
-        </w:rPr>
-        <w:tab/>
-        <w:t>CLA</w:t>
+        <w:rPr>
+          <w:lang w:val="en-US"/>
+        </w:rPr>
+      </w:pPr>
+      <w:proofErr w:type="spellStart"/>
+      <w:r>
+        <w:rPr>
+          <w:lang w:val="en-US"/>
+        </w:rPr>
+        <w:t>carry_done</w:t>
+      </w:r>
+      <w:proofErr w:type="spellEnd"/>
+      <w:r>
+        <w:rPr>
+          <w:lang w:val="en-US"/>
+        </w:rPr>
+        <w:t xml:space="preserve">: </w:t>
       </w:r>
     </w:p>
     <w:p>
       <w:pPr>
         <w:spacing w:after="0" w:line="240" w:lineRule="auto"/>
         <w:jc w:val="both"/>
-      </w:pPr>
-      <w:r>
-        <w:tab/>
-      </w:r>
-      <w:r>
-        <w:tab/>
-      </w:r>
-      <w:r>
-        <w:tab/>
-      </w:r>
-      <w:r>
-        <w:rPr>
-          <w:lang w:val="en-US"/>
-        </w:rPr>
-        <w:t>ST</w:t>
-      </w:r>
-      <w:r>
-        <w:t xml:space="preserve">    </w:t>
+        <w:rPr>
+          <w:lang w:val="en-US"/>
+        </w:rPr>
+      </w:pPr>
+      <w:r>
+        <w:rPr>
+          <w:lang w:val="en-US"/>
+        </w:rPr>
+        <w:t>LD    x1h</w:t>
+      </w:r>
+    </w:p>
+    <w:p>
+      <w:pPr>
+        <w:spacing w:after="0" w:line="240" w:lineRule="auto"/>
+        <w:jc w:val="both"/>
+        <w:rPr>
+          <w:lang w:val="en-US"/>
+        </w:rPr>
+      </w:pPr>
+      <w:r>
+        <w:rPr>
+          <w:lang w:val="en-US"/>
+        </w:rPr>
+        <w:t>ADD   x2h</w:t>
+      </w:r>
+    </w:p>
+    <w:p>
+      <w:pPr>
+        <w:spacing w:after="0" w:line="240" w:lineRule="auto"/>
+        <w:jc w:val="both"/>
+      </w:pPr>
+      <w:r>
+        <w:rPr>
+          <w:lang w:val="en-US"/>
+        </w:rPr>
+        <w:t>ADD</w:t>
+      </w:r>
+      <w:r>
+        <w:t xml:space="preserve">   </w:t>
       </w:r>
       <w:proofErr w:type="spellStart"/>
       <w:r>
@@ -20308,64 +20076,35 @@
         <w:jc w:val="both"/>
       </w:pPr>
       <w:r>
-        <w:t>; Сложение старших слов с переносом</w:t>
+        <w:rPr>
+          <w:lang w:val="en-US"/>
+        </w:rPr>
+        <w:t>ST</w:t>
+      </w:r>
+      <w:r>
+        <w:t xml:space="preserve">    </w:t>
+      </w:r>
+      <w:r>
+        <w:rPr>
+          <w:lang w:val="en-US"/>
+        </w:rPr>
+        <w:t>high</w:t>
       </w:r>
     </w:p>
     <w:p>
       <w:pPr>
         <w:spacing w:after="0" w:line="240" w:lineRule="auto"/>
         <w:jc w:val="both"/>
-        <w:rPr>
-          <w:lang w:val="en-US"/>
-        </w:rPr>
-      </w:pPr>
-      <w:proofErr w:type="spellStart"/>
-      <w:r>
-        <w:rPr>
-          <w:lang w:val="en-US"/>
-        </w:rPr>
-        <w:t>carry_done</w:t>
-      </w:r>
-      <w:proofErr w:type="spellEnd"/>
-      <w:r>
-        <w:rPr>
-          <w:lang w:val="en-US"/>
-        </w:rPr>
-        <w:t xml:space="preserve">: </w:t>
-      </w:r>
+      </w:pPr>
     </w:p>
     <w:p>
       <w:pPr>
         <w:spacing w:after="0" w:line="240" w:lineRule="auto"/>
         <w:jc w:val="both"/>
-        <w:rPr>
-          <w:lang w:val="en-US"/>
-        </w:rPr>
-      </w:pPr>
-      <w:r>
-        <w:rPr>
-          <w:lang w:val="en-US"/>
-        </w:rPr>
-        <w:tab/>
-      </w:r>
-      <w:r>
-        <w:rPr>
-          <w:lang w:val="en-US"/>
-        </w:rPr>
-        <w:tab/>
-      </w:r>
-      <w:r>
-        <w:rPr>
-          <w:lang w:val="en-US"/>
-        </w:rPr>
-        <w:tab/>
-      </w:r>
-      <w:r>
-        <w:rPr>
-          <w:lang w:val="en-US"/>
-        </w:rPr>
-        <w:tab/>
-        <w:t>LD    x1h</w:t>
+      </w:pPr>
+      <w:r>
+        <w:lastRenderedPageBreak/>
+        <w:t>; Смена знака</w:t>
       </w:r>
     </w:p>
     <w:p>
@@ -20380,116 +20119,89 @@
         <w:rPr>
           <w:lang w:val="en-US"/>
         </w:rPr>
-        <w:tab/>
-      </w:r>
-      <w:r>
-        <w:rPr>
-          <w:lang w:val="en-US"/>
-        </w:rPr>
-        <w:tab/>
-      </w:r>
-      <w:r>
-        <w:rPr>
-          <w:lang w:val="en-US"/>
-        </w:rPr>
-        <w:tab/>
-      </w:r>
-      <w:r>
-        <w:rPr>
-          <w:lang w:val="en-US"/>
-        </w:rPr>
-        <w:tab/>
-        <w:t>ADD   x2h</w:t>
+        <w:t xml:space="preserve">; </w:t>
+      </w:r>
+      <w:proofErr w:type="spellStart"/>
+      <w:r>
+        <w:rPr>
+          <w:lang w:val="en-US"/>
+        </w:rPr>
+        <w:t>Инверсия</w:t>
+      </w:r>
+      <w:proofErr w:type="spellEnd"/>
+      <w:r>
+        <w:rPr>
+          <w:lang w:val="en-US"/>
+        </w:rPr>
+        <w:t>: NOT x = minus - x</w:t>
       </w:r>
     </w:p>
     <w:p>
       <w:pPr>
         <w:spacing w:after="0" w:line="240" w:lineRule="auto"/>
         <w:jc w:val="both"/>
-      </w:pPr>
-      <w:r>
-        <w:rPr>
-          <w:lang w:val="en-US"/>
-        </w:rPr>
-        <w:tab/>
-      </w:r>
-      <w:r>
-        <w:rPr>
-          <w:lang w:val="en-US"/>
-        </w:rPr>
-        <w:tab/>
-      </w:r>
-      <w:r>
-        <w:rPr>
-          <w:lang w:val="en-US"/>
-        </w:rPr>
-        <w:tab/>
-      </w:r>
-      <w:r>
-        <w:rPr>
-          <w:lang w:val="en-US"/>
-        </w:rPr>
-        <w:tab/>
-        <w:t>ADD</w:t>
-      </w:r>
-      <w:r>
-        <w:t xml:space="preserve">   </w:t>
-      </w:r>
-      <w:proofErr w:type="spellStart"/>
-      <w:r>
-        <w:rPr>
-          <w:lang w:val="en-US"/>
-        </w:rPr>
-        <w:t>buf</w:t>
-      </w:r>
-      <w:proofErr w:type="spellEnd"/>
+        <w:rPr>
+          <w:lang w:val="en-US"/>
+        </w:rPr>
+      </w:pPr>
     </w:p>
     <w:p>
       <w:pPr>
         <w:spacing w:after="0" w:line="240" w:lineRule="auto"/>
         <w:jc w:val="both"/>
-      </w:pPr>
-      <w:r>
-        <w:tab/>
-      </w:r>
-      <w:r>
-        <w:tab/>
-      </w:r>
-      <w:r>
-        <w:tab/>
-      </w:r>
-      <w:r>
-        <w:tab/>
-      </w:r>
-      <w:r>
-        <w:rPr>
-          <w:lang w:val="en-US"/>
-        </w:rPr>
-        <w:t>ST</w:t>
-      </w:r>
-      <w:r>
-        <w:t xml:space="preserve">    </w:t>
-      </w:r>
-      <w:r>
-        <w:rPr>
-          <w:lang w:val="en-US"/>
-        </w:rPr>
-        <w:t>high</w:t>
+        <w:rPr>
+          <w:lang w:val="en-US"/>
+        </w:rPr>
+      </w:pPr>
+      <w:r>
+        <w:rPr>
+          <w:lang w:val="en-US"/>
+        </w:rPr>
+        <w:t xml:space="preserve">; </w:t>
+      </w:r>
+      <w:proofErr w:type="spellStart"/>
+      <w:r>
+        <w:rPr>
+          <w:lang w:val="en-US"/>
+        </w:rPr>
+        <w:t>инвертируем</w:t>
+      </w:r>
+      <w:proofErr w:type="spellEnd"/>
+      <w:r>
+        <w:rPr>
+          <w:lang w:val="en-US"/>
+        </w:rPr>
+        <w:t xml:space="preserve"> low</w:t>
       </w:r>
     </w:p>
     <w:p>
       <w:pPr>
         <w:spacing w:after="0" w:line="240" w:lineRule="auto"/>
         <w:jc w:val="both"/>
-      </w:pPr>
+        <w:rPr>
+          <w:lang w:val="en-US"/>
+        </w:rPr>
+      </w:pPr>
+      <w:r>
+        <w:rPr>
+          <w:lang w:val="en-US"/>
+        </w:rPr>
+        <w:t xml:space="preserve"> LD minus</w:t>
+      </w:r>
     </w:p>
     <w:p>
       <w:pPr>
         <w:spacing w:after="0" w:line="240" w:lineRule="auto"/>
         <w:jc w:val="both"/>
-      </w:pPr>
-      <w:r>
-        <w:t>; Смена знака (дополнение до двух)</w:t>
+        <w:rPr>
+          <w:lang w:val="en-US"/>
+        </w:rPr>
+      </w:pPr>
+      <w:r>
+        <w:rPr>
+          <w:lang w:val="en-US"/>
+        </w:rPr>
+        <w:t xml:space="preserve"> SUB low</w:t>
       </w:r>
     </w:p>
     <w:p>
@@ -20504,22 +20216,7 @@
         <w:rPr>
           <w:lang w:val="en-US"/>
         </w:rPr>
-        <w:lastRenderedPageBreak/>
-        <w:t xml:space="preserve">; </w:t>
-      </w:r>
-      <w:proofErr w:type="spellStart"/>
-      <w:r>
-        <w:rPr>
-          <w:lang w:val="en-US"/>
-        </w:rPr>
-        <w:t>Инверсия</w:t>
-      </w:r>
-      <w:proofErr w:type="spellEnd"/>
-      <w:r>
-        <w:rPr>
-          <w:lang w:val="en-US"/>
-        </w:rPr>
-        <w:t>: NOT x = minus - x</w:t>
+        <w:t xml:space="preserve"> ST low</w:t>
       </w:r>
     </w:p>
     <w:p>
@@ -20530,6 +20227,26 @@
           <w:lang w:val="en-US"/>
         </w:rPr>
       </w:pPr>
+      <w:r>
+        <w:rPr>
+          <w:lang w:val="en-US"/>
+        </w:rPr>
+        <w:t xml:space="preserve"> ; </w:t>
+      </w:r>
+      <w:proofErr w:type="spellStart"/>
+      <w:r>
+        <w:rPr>
+          <w:lang w:val="en-US"/>
+        </w:rPr>
+        <w:t>инвертируем</w:t>
+      </w:r>
+      <w:proofErr w:type="spellEnd"/>
+      <w:r>
+        <w:rPr>
+          <w:lang w:val="en-US"/>
+        </w:rPr>
+        <w:t xml:space="preserve"> high</w:t>
+      </w:r>
     </w:p>
     <w:p>
       <w:pPr>
@@ -20543,21 +20260,7 @@
         <w:rPr>
           <w:lang w:val="en-US"/>
         </w:rPr>
-        <w:t xml:space="preserve">; </w:t>
-      </w:r>
-      <w:proofErr w:type="spellStart"/>
-      <w:r>
-        <w:rPr>
-          <w:lang w:val="en-US"/>
-        </w:rPr>
-        <w:t>инвертируем</w:t>
-      </w:r>
-      <w:proofErr w:type="spellEnd"/>
-      <w:r>
-        <w:rPr>
-          <w:lang w:val="en-US"/>
-        </w:rPr>
-        <w:t xml:space="preserve"> low</w:t>
+        <w:t>LD minus</w:t>
       </w:r>
     </w:p>
     <w:p>
@@ -20572,7 +20275,7 @@
         <w:rPr>
           <w:lang w:val="en-US"/>
         </w:rPr>
-        <w:t xml:space="preserve"> LD    minus</w:t>
+        <w:t>SUB high</w:t>
       </w:r>
     </w:p>
     <w:p>
@@ -20587,7 +20290,7 @@
         <w:rPr>
           <w:lang w:val="en-US"/>
         </w:rPr>
-        <w:t xml:space="preserve"> SUB   low</w:t>
+        <w:t>ST high</w:t>
       </w:r>
     </w:p>
     <w:p>
@@ -20598,12 +20301,6 @@
           <w:lang w:val="en-US"/>
         </w:rPr>
       </w:pPr>
-      <w:r>
-        <w:rPr>
-          <w:lang w:val="en-US"/>
-        </w:rPr>
-        <w:t xml:space="preserve"> ST    low</w:t>
-      </w:r>
     </w:p>
     <w:p>
       <w:pPr>
@@ -20617,21 +20314,21 @@
         <w:rPr>
           <w:lang w:val="en-US"/>
         </w:rPr>
-        <w:t xml:space="preserve"> ; </w:t>
+        <w:t xml:space="preserve">; </w:t>
       </w:r>
       <w:proofErr w:type="spellStart"/>
       <w:r>
         <w:rPr>
           <w:lang w:val="en-US"/>
         </w:rPr>
-        <w:t>инвертируем</w:t>
+        <w:t>прибавляем</w:t>
       </w:r>
       <w:proofErr w:type="spellEnd"/>
       <w:r>
         <w:rPr>
           <w:lang w:val="en-US"/>
         </w:rPr>
-        <w:t xml:space="preserve"> high</w:t>
+        <w:t xml:space="preserve"> 1 к low</w:t>
       </w:r>
     </w:p>
     <w:p>
@@ -20646,7 +20343,7 @@
         <w:rPr>
           <w:lang w:val="en-US"/>
         </w:rPr>
-        <w:t>LD    minus</w:t>
+        <w:t>LD low</w:t>
       </w:r>
     </w:p>
     <w:p>
@@ -20661,32 +20358,53 @@
         <w:rPr>
           <w:lang w:val="en-US"/>
         </w:rPr>
-        <w:t>SUB   high</w:t>
+        <w:t>ADD one</w:t>
       </w:r>
     </w:p>
     <w:p>
       <w:pPr>
         <w:spacing w:after="0" w:line="240" w:lineRule="auto"/>
         <w:jc w:val="both"/>
-        <w:rPr>
-          <w:lang w:val="en-US"/>
-        </w:rPr>
-      </w:pPr>
-      <w:r>
-        <w:rPr>
-          <w:lang w:val="en-US"/>
-        </w:rPr>
-        <w:t>ST    high</w:t>
+      </w:pPr>
+      <w:r>
+        <w:rPr>
+          <w:lang w:val="en-US"/>
+        </w:rPr>
+        <w:t>ST</w:t>
+      </w:r>
+      <w:r>
+        <w:t xml:space="preserve"> </w:t>
+      </w:r>
+      <w:r>
+        <w:rPr>
+          <w:lang w:val="en-US"/>
+        </w:rPr>
+        <w:t>low</w:t>
       </w:r>
     </w:p>
     <w:p>
       <w:pPr>
         <w:spacing w:after="0" w:line="240" w:lineRule="auto"/>
         <w:jc w:val="both"/>
-        <w:rPr>
-          <w:lang w:val="en-US"/>
-        </w:rPr>
-      </w:pPr>
+      </w:pPr>
+      <w:r>
+        <w:t xml:space="preserve">; если </w:t>
+      </w:r>
+      <w:r>
+        <w:rPr>
+          <w:lang w:val="en-US"/>
+        </w:rPr>
+        <w:t>low</w:t>
+      </w:r>
+      <w:r>
+        <w:t xml:space="preserve"> стал 0 (был перенос), то увеличиваем </w:t>
+      </w:r>
+      <w:r>
+        <w:rPr>
+          <w:lang w:val="en-US"/>
+        </w:rPr>
+        <w:t>high</w:t>
+      </w:r>
     </w:p>
     <w:p>
       <w:pPr>
@@ -20700,21 +20418,7 @@
         <w:rPr>
           <w:lang w:val="en-US"/>
         </w:rPr>
-        <w:t xml:space="preserve">; </w:t>
-      </w:r>
-      <w:proofErr w:type="spellStart"/>
-      <w:r>
-        <w:rPr>
-          <w:lang w:val="en-US"/>
-        </w:rPr>
-        <w:t>прибавляем</w:t>
-      </w:r>
-      <w:proofErr w:type="spellEnd"/>
-      <w:r>
-        <w:rPr>
-          <w:lang w:val="en-US"/>
-        </w:rPr>
-        <w:t xml:space="preserve"> 1 к low</w:t>
+        <w:t>BNE save</w:t>
       </w:r>
     </w:p>
     <w:p>
@@ -20729,7 +20433,7 @@
         <w:rPr>
           <w:lang w:val="en-US"/>
         </w:rPr>
-        <w:t>LD    low</w:t>
+        <w:t>LD high</w:t>
       </w:r>
     </w:p>
     <w:p>
@@ -20759,13 +20463,13 @@
         <w:t>ST</w:t>
       </w:r>
       <w:r>
-        <w:t xml:space="preserve">    </w:t>
-      </w:r>
-      <w:r>
-        <w:rPr>
-          <w:lang w:val="en-US"/>
-        </w:rPr>
-        <w:t>low</w:t>
+        <w:t xml:space="preserve"> </w:t>
+      </w:r>
+      <w:r>
+        <w:rPr>
+          <w:lang w:val="en-US"/>
+        </w:rPr>
+        <w:t>high</w:t>
       </w:r>
     </w:p>
     <w:p>
@@ -20773,53 +20477,29 @@
         <w:spacing w:after="0" w:line="240" w:lineRule="auto"/>
         <w:jc w:val="both"/>
       </w:pPr>
-      <w:r>
-        <w:t xml:space="preserve">; если </w:t>
-      </w:r>
-      <w:r>
-        <w:rPr>
-          <w:lang w:val="en-US"/>
-        </w:rPr>
-        <w:t>low</w:t>
-      </w:r>
-      <w:r>
-        <w:t xml:space="preserve"> стал 0 (был перенос), то увеличиваем </w:t>
-      </w:r>
-      <w:r>
-        <w:rPr>
-          <w:lang w:val="en-US"/>
-        </w:rPr>
-        <w:t>high</w:t>
-      </w:r>
     </w:p>
     <w:p>
       <w:pPr>
         <w:spacing w:after="0" w:line="240" w:lineRule="auto"/>
         <w:jc w:val="both"/>
-        <w:rPr>
-          <w:lang w:val="en-US"/>
-        </w:rPr>
-      </w:pPr>
-      <w:r>
-        <w:rPr>
-          <w:lang w:val="en-US"/>
-        </w:rPr>
-        <w:t>BNE   save</w:t>
+      </w:pPr>
+      <w:r>
+        <w:t>; Сохранение результата</w:t>
       </w:r>
     </w:p>
     <w:p>
       <w:pPr>
         <w:spacing w:after="0" w:line="240" w:lineRule="auto"/>
         <w:jc w:val="both"/>
-        <w:rPr>
-          <w:lang w:val="en-US"/>
-        </w:rPr>
-      </w:pPr>
-      <w:r>
-        <w:rPr>
-          <w:lang w:val="en-US"/>
-        </w:rPr>
-        <w:t>LD    high</w:t>
+      </w:pPr>
+      <w:r>
+        <w:rPr>
+          <w:lang w:val="en-US"/>
+        </w:rPr>
+        <w:t>save</w:t>
+      </w:r>
+      <w:r>
+        <w:t xml:space="preserve">: </w:t>
       </w:r>
     </w:p>
     <w:p>
@@ -20834,58 +20514,67 @@
         <w:rPr>
           <w:lang w:val="en-US"/>
         </w:rPr>
-        <w:t>ADD one</w:t>
+        <w:t>LD low</w:t>
       </w:r>
     </w:p>
     <w:p>
       <w:pPr>
         <w:spacing w:after="0" w:line="240" w:lineRule="auto"/>
         <w:jc w:val="both"/>
-      </w:pPr>
-      <w:r>
-        <w:rPr>
-          <w:lang w:val="en-US"/>
-        </w:rPr>
-        <w:t>ST</w:t>
-      </w:r>
-      <w:r>
-        <w:t xml:space="preserve">    </w:t>
-      </w:r>
-      <w:r>
-        <w:rPr>
-          <w:lang w:val="en-US"/>
-        </w:rPr>
-        <w:t>high</w:t>
+        <w:rPr>
+          <w:lang w:val="en-US"/>
+        </w:rPr>
+      </w:pPr>
+      <w:r>
+        <w:rPr>
+          <w:lang w:val="en-US"/>
+        </w:rPr>
+        <w:t>ST (result)+</w:t>
       </w:r>
     </w:p>
     <w:p>
       <w:pPr>
         <w:spacing w:after="0" w:line="240" w:lineRule="auto"/>
         <w:jc w:val="both"/>
-      </w:pPr>
+        <w:rPr>
+          <w:lang w:val="en-US"/>
+        </w:rPr>
+      </w:pPr>
+      <w:r>
+        <w:rPr>
+          <w:lang w:val="en-US"/>
+        </w:rPr>
+        <w:t>LD high</w:t>
+      </w:r>
     </w:p>
     <w:p>
       <w:pPr>
         <w:spacing w:after="0" w:line="240" w:lineRule="auto"/>
         <w:jc w:val="both"/>
-      </w:pPr>
-      <w:r>
-        <w:t>; Сохранение результата</w:t>
+        <w:rPr>
+          <w:lang w:val="en-US"/>
+        </w:rPr>
+      </w:pPr>
+      <w:r>
+        <w:rPr>
+          <w:lang w:val="en-US"/>
+        </w:rPr>
+        <w:t>ST (result)+</w:t>
       </w:r>
     </w:p>
     <w:p>
       <w:pPr>
         <w:spacing w:after="0" w:line="240" w:lineRule="auto"/>
         <w:jc w:val="both"/>
-      </w:pPr>
-      <w:r>
-        <w:rPr>
-          <w:lang w:val="en-US"/>
-        </w:rPr>
-        <w:t>save</w:t>
-      </w:r>
-      <w:r>
-        <w:t xml:space="preserve">: </w:t>
+        <w:rPr>
+          <w:lang w:val="en-US"/>
+        </w:rPr>
+      </w:pPr>
+      <w:r>
+        <w:rPr>
+          <w:lang w:val="en-US"/>
+        </w:rPr>
+        <w:t>LD result2</w:t>
       </w:r>
     </w:p>
     <w:p>
@@ -20897,16 +20586,10 @@
         </w:rPr>
       </w:pPr>
       <w:r>
-        <w:tab/>
-      </w:r>
-      <w:r>
-        <w:tab/>
-      </w:r>
-      <w:r>
-        <w:rPr>
-          <w:lang w:val="en-US"/>
-        </w:rPr>
-        <w:t>LD    low</w:t>
+        <w:rPr>
+          <w:lang w:val="en-US"/>
+        </w:rPr>
+        <w:t>ST result</w:t>
       </w:r>
     </w:p>
     <w:p>
@@ -20914,100 +20597,6 @@
         <w:spacing w:after="0" w:line="240" w:lineRule="auto"/>
         <w:jc w:val="both"/>
         <w:rPr>
-          <w:lang w:val="en-US"/>
-        </w:rPr>
-      </w:pPr>
-      <w:r>
-        <w:rPr>
-          <w:lang w:val="en-US"/>
-        </w:rPr>
-        <w:tab/>
-      </w:r>
-      <w:r>
-        <w:rPr>
-          <w:lang w:val="en-US"/>
-        </w:rPr>
-        <w:tab/>
-        <w:t xml:space="preserve">ST </w:t>
-      </w:r>
-      <w:proofErr w:type="gramStart"/>
-      <w:r>
-        <w:rPr>
-          <w:lang w:val="en-US"/>
-        </w:rPr>
-        <w:t xml:space="preserve">   (</w:t>
-      </w:r>
-      <w:proofErr w:type="gramEnd"/>
-      <w:r>
-        <w:rPr>
-          <w:lang w:val="en-US"/>
-        </w:rPr>
-        <w:t>result)+</w:t>
-      </w:r>
-    </w:p>
-    <w:p>
-      <w:pPr>
-        <w:spacing w:after="0" w:line="240" w:lineRule="auto"/>
-        <w:jc w:val="both"/>
-        <w:rPr>
-          <w:lang w:val="en-US"/>
-        </w:rPr>
-      </w:pPr>
-      <w:r>
-        <w:rPr>
-          <w:lang w:val="en-US"/>
-        </w:rPr>
-        <w:tab/>
-      </w:r>
-      <w:r>
-        <w:rPr>
-          <w:lang w:val="en-US"/>
-        </w:rPr>
-        <w:tab/>
-        <w:t>LD    high</w:t>
-      </w:r>
-    </w:p>
-    <w:p>
-      <w:pPr>
-        <w:spacing w:after="0" w:line="240" w:lineRule="auto"/>
-        <w:jc w:val="both"/>
-        <w:rPr>
-          <w:lang w:val="en-US"/>
-        </w:rPr>
-      </w:pPr>
-      <w:r>
-        <w:rPr>
-          <w:lang w:val="en-US"/>
-        </w:rPr>
-        <w:tab/>
-      </w:r>
-      <w:r>
-        <w:rPr>
-          <w:lang w:val="en-US"/>
-        </w:rPr>
-        <w:tab/>
-        <w:t xml:space="preserve">ST </w:t>
-      </w:r>
-      <w:proofErr w:type="gramStart"/>
-      <w:r>
-        <w:rPr>
-          <w:lang w:val="en-US"/>
-        </w:rPr>
-        <w:t xml:space="preserve">   (</w:t>
-      </w:r>
-      <w:proofErr w:type="gramEnd"/>
-      <w:r>
-        <w:rPr>
-          <w:lang w:val="en-US"/>
-        </w:rPr>
-        <w:t>result)+</w:t>
-      </w:r>
-    </w:p>
-    <w:p>
-      <w:pPr>
-        <w:spacing w:after="0" w:line="240" w:lineRule="auto"/>
-        <w:jc w:val="both"/>
-        <w:rPr>
           <w:b/>
           <w:bCs/>
           <w:lang w:val="en-US"/>
@@ -21017,13 +20606,6 @@
         <w:rPr>
           <w:lang w:val="en-US"/>
         </w:rPr>
-        <w:tab/>
-      </w:r>
-      <w:r>
-        <w:rPr>
-          <w:lang w:val="en-US"/>
-        </w:rPr>
-        <w:tab/>
         <w:t>HLT</w:t>
       </w:r>
     </w:p>

--- a/opd/отчеты/Лаба2_4.docx
+++ b/opd/отчеты/Лаба2_4.docx
@@ -266,7 +266,27 @@
           <w:sz w:val="28"/>
           <w:szCs w:val="28"/>
         </w:rPr>
-        <w:t>Выполнение циклических программ в</w:t>
+        <w:t xml:space="preserve">Выполнение </w:t>
+      </w:r>
+      <w:r>
+        <w:rPr>
+          <w:rFonts w:ascii="Times New Roman" w:hAnsi="Times New Roman" w:cs="Times New Roman"/>
+          <w:b/>
+          <w:bCs/>
+          <w:sz w:val="28"/>
+          <w:szCs w:val="28"/>
+        </w:rPr>
+        <w:t>под</w:t>
+      </w:r>
+      <w:r>
+        <w:rPr>
+          <w:rFonts w:ascii="Times New Roman" w:hAnsi="Times New Roman" w:cs="Times New Roman"/>
+          <w:b/>
+          <w:bCs/>
+          <w:sz w:val="28"/>
+          <w:szCs w:val="28"/>
+        </w:rPr>
+        <w:t>программ в</w:t>
       </w:r>
       <w:r>
         <w:rPr>
@@ -501,18 +521,8 @@
           <w:sz w:val="24"/>
           <w:szCs w:val="24"/>
         </w:rPr>
-        <w:t xml:space="preserve">факультета </w:t>
-      </w:r>
-      <w:proofErr w:type="spellStart"/>
-      <w:r>
-        <w:rPr>
-          <w:rFonts w:ascii="Times New Roman" w:hAnsi="Times New Roman" w:cs="Times New Roman"/>
-          <w:sz w:val="24"/>
-          <w:szCs w:val="24"/>
-        </w:rPr>
-        <w:t>ПИиКТ</w:t>
-      </w:r>
-      <w:proofErr w:type="spellEnd"/>
+        <w:t>факультета ПИиКТ</w:t>
+      </w:r>
     </w:p>
     <w:p>
       <w:pPr>
@@ -1120,7 +1130,6 @@
               </w:rPr>
               <w:t>AC</w:t>
             </w:r>
-            <w:proofErr w:type="gramStart"/>
             <w:r>
               <w:rPr>
                 <w:rFonts w:ascii="Times New Roman" w:hAnsi="Times New Roman" w:cs="Times New Roman"/>
@@ -1138,7 +1147,6 @@
               </w:rPr>
               <w:t>MEM</w:t>
             </w:r>
-            <w:proofErr w:type="gramEnd"/>
             <w:r>
               <w:rPr>
                 <w:rFonts w:ascii="Times New Roman" w:hAnsi="Times New Roman" w:cs="Times New Roman"/>
@@ -1311,7 +1319,6 @@
               </w:rPr>
               <w:t xml:space="preserve"> </w:t>
             </w:r>
-            <w:proofErr w:type="gramStart"/>
             <w:r>
               <w:rPr>
                 <w:rFonts w:ascii="Times New Roman" w:hAnsi="Times New Roman" w:cs="Times New Roman"/>
@@ -1329,7 +1336,6 @@
               </w:rPr>
               <w:t>(</w:t>
             </w:r>
-            <w:proofErr w:type="gramEnd"/>
             <w:r>
               <w:rPr>
                 <w:rFonts w:ascii="Times New Roman" w:hAnsi="Times New Roman" w:cs="Times New Roman"/>
@@ -2149,7 +2155,6 @@
               </w:rPr>
               <w:t xml:space="preserve">– </w:t>
             </w:r>
-            <w:proofErr w:type="gramStart"/>
             <w:r>
               <w:rPr>
                 <w:rFonts w:ascii="Times New Roman" w:hAnsi="Times New Roman" w:cs="Times New Roman"/>
@@ -2167,7 +2172,6 @@
               </w:rPr>
               <w:t>(</w:t>
             </w:r>
-            <w:proofErr w:type="gramEnd"/>
             <w:r>
               <w:rPr>
                 <w:rFonts w:ascii="Times New Roman" w:hAnsi="Times New Roman" w:cs="Times New Roman"/>
@@ -2332,7 +2336,6 @@
               </w:rPr>
               <w:t>AC</w:t>
             </w:r>
-            <w:proofErr w:type="gramStart"/>
             <w:r>
               <w:rPr>
                 <w:rFonts w:ascii="Times New Roman" w:hAnsi="Times New Roman" w:cs="Times New Roman"/>
@@ -2350,7 +2353,6 @@
               </w:rPr>
               <w:t>MEM</w:t>
             </w:r>
-            <w:proofErr w:type="gramEnd"/>
             <w:r>
               <w:rPr>
                 <w:rFonts w:ascii="Times New Roman" w:hAnsi="Times New Roman" w:cs="Times New Roman"/>
@@ -2497,7 +2499,6 @@
               </w:rPr>
               <w:t xml:space="preserve"> </w:t>
             </w:r>
-            <w:proofErr w:type="gramStart"/>
             <w:r>
               <w:rPr>
                 <w:rFonts w:ascii="Times New Roman" w:hAnsi="Times New Roman" w:cs="Times New Roman"/>
@@ -2513,16 +2514,7 @@
                 <w:sz w:val="24"/>
                 <w:szCs w:val="24"/>
               </w:rPr>
-              <w:t>(</w:t>
-            </w:r>
-            <w:proofErr w:type="gramEnd"/>
-            <w:r>
-              <w:rPr>
-                <w:rFonts w:ascii="Times New Roman" w:hAnsi="Times New Roman" w:cs="Times New Roman"/>
-                <w:sz w:val="24"/>
-                <w:szCs w:val="24"/>
-              </w:rPr>
-              <w:t>368)</w:t>
+              <w:t>(368)</w:t>
             </w:r>
             <w:r>
               <w:rPr>
@@ -3235,7 +3227,6 @@
               </w:rPr>
               <w:t xml:space="preserve">– </w:t>
             </w:r>
-            <w:proofErr w:type="gramStart"/>
             <w:r>
               <w:rPr>
                 <w:rFonts w:ascii="Times New Roman" w:hAnsi="Times New Roman" w:cs="Times New Roman"/>
@@ -3253,7 +3244,6 @@
               </w:rPr>
               <w:t>(</w:t>
             </w:r>
-            <w:proofErr w:type="gramEnd"/>
             <w:r>
               <w:rPr>
                 <w:rFonts w:ascii="Times New Roman" w:hAnsi="Times New Roman" w:cs="Times New Roman"/>
@@ -3412,7 +3402,6 @@
               </w:rPr>
               <w:t>AC</w:t>
             </w:r>
-            <w:proofErr w:type="gramStart"/>
             <w:r>
               <w:rPr>
                 <w:rFonts w:ascii="Times New Roman" w:hAnsi="Times New Roman" w:cs="Times New Roman"/>
@@ -3430,7 +3419,6 @@
               </w:rPr>
               <w:t>MEM</w:t>
             </w:r>
-            <w:proofErr w:type="gramEnd"/>
             <w:r>
               <w:rPr>
                 <w:rFonts w:ascii="Times New Roman" w:hAnsi="Times New Roman" w:cs="Times New Roman"/>
@@ -3571,7 +3559,6 @@
               </w:rPr>
               <w:t xml:space="preserve"> </w:t>
             </w:r>
-            <w:proofErr w:type="gramStart"/>
             <w:r>
               <w:rPr>
                 <w:rFonts w:ascii="Times New Roman" w:hAnsi="Times New Roman" w:cs="Times New Roman"/>
@@ -3587,16 +3574,7 @@
                 <w:sz w:val="24"/>
                 <w:szCs w:val="24"/>
               </w:rPr>
-              <w:t>(</w:t>
-            </w:r>
-            <w:proofErr w:type="gramEnd"/>
-            <w:r>
-              <w:rPr>
-                <w:rFonts w:ascii="Times New Roman" w:hAnsi="Times New Roman" w:cs="Times New Roman"/>
-                <w:sz w:val="24"/>
-                <w:szCs w:val="24"/>
-              </w:rPr>
-              <w:t xml:space="preserve">369) -&gt; </w:t>
+              <w:t xml:space="preserve">(369) -&gt; </w:t>
             </w:r>
             <w:r>
               <w:rPr>
@@ -4348,7 +4326,6 @@
               </w:rPr>
               <w:t xml:space="preserve">– </w:t>
             </w:r>
-            <w:proofErr w:type="gramStart"/>
             <w:r>
               <w:rPr>
                 <w:rFonts w:ascii="Times New Roman" w:hAnsi="Times New Roman" w:cs="Times New Roman"/>
@@ -4366,7 +4343,6 @@
               </w:rPr>
               <w:t>(</w:t>
             </w:r>
-            <w:proofErr w:type="gramEnd"/>
             <w:r>
               <w:rPr>
                 <w:rFonts w:ascii="Times New Roman" w:hAnsi="Times New Roman" w:cs="Times New Roman"/>
@@ -4525,7 +4501,6 @@
               </w:rPr>
               <w:t>AC</w:t>
             </w:r>
-            <w:proofErr w:type="gramStart"/>
             <w:r>
               <w:rPr>
                 <w:rFonts w:ascii="Times New Roman" w:hAnsi="Times New Roman" w:cs="Times New Roman"/>
@@ -4543,7 +4518,6 @@
               </w:rPr>
               <w:t>MEM</w:t>
             </w:r>
-            <w:proofErr w:type="gramEnd"/>
             <w:r>
               <w:rPr>
                 <w:rFonts w:ascii="Times New Roman" w:hAnsi="Times New Roman" w:cs="Times New Roman"/>
@@ -5636,7 +5610,6 @@
               </w:rPr>
               <w:t xml:space="preserve"> </w:t>
             </w:r>
-            <w:proofErr w:type="spellStart"/>
             <w:r>
               <w:rPr>
                 <w:rFonts w:ascii="Times New Roman" w:hAnsi="Times New Roman" w:cs="Times New Roman"/>
@@ -5646,7 +5619,6 @@
               </w:rPr>
               <w:t>xor</w:t>
             </w:r>
-            <w:proofErr w:type="spellEnd"/>
             <w:r>
               <w:rPr>
                 <w:rFonts w:ascii="Times New Roman" w:hAnsi="Times New Roman" w:cs="Times New Roman"/>
@@ -6959,16 +6931,15 @@
           <w:sz w:val="24"/>
           <w:szCs w:val="24"/>
         </w:rPr>
-        <w:t>+</w:t>
-      </w:r>
-      <w:proofErr w:type="gramStart"/>
+        <w:t>+1</w:t>
+      </w:r>
       <w:r>
         <w:rPr>
           <w:rFonts w:ascii="Times New Roman" w:hAnsi="Times New Roman" w:cs="Times New Roman"/>
           <w:sz w:val="24"/>
           <w:szCs w:val="24"/>
         </w:rPr>
-        <w:t>1</w:t>
+        <w:t>)</w:t>
       </w:r>
       <w:r>
         <w:rPr>
@@ -6976,24 +6947,7 @@
           <w:sz w:val="24"/>
           <w:szCs w:val="24"/>
         </w:rPr>
-        <w:t>)</w:t>
-      </w:r>
-      <w:r>
-        <w:rPr>
-          <w:rFonts w:ascii="Times New Roman" w:hAnsi="Times New Roman" w:cs="Times New Roman"/>
-          <w:sz w:val="24"/>
-          <w:szCs w:val="24"/>
-        </w:rPr>
-        <w:t>+</w:t>
-      </w:r>
-      <w:proofErr w:type="gramEnd"/>
-      <w:r>
-        <w:rPr>
-          <w:rFonts w:ascii="Times New Roman" w:hAnsi="Times New Roman" w:cs="Times New Roman"/>
-          <w:sz w:val="24"/>
-          <w:szCs w:val="24"/>
-        </w:rPr>
-        <w:t>1</w:t>
+        <w:t>+1</w:t>
       </w:r>
     </w:p>
     <w:p>
@@ -9333,11 +9287,9 @@
                 <w:szCs w:val="24"/>
               </w:rPr>
             </w:pPr>
-            <w:proofErr w:type="spellStart"/>
             <w:r>
               <w:t>Адр</w:t>
             </w:r>
-            <w:proofErr w:type="spellEnd"/>
           </w:p>
         </w:tc>
         <w:tc>
@@ -9354,11 +9306,9 @@
                 <w:szCs w:val="24"/>
               </w:rPr>
             </w:pPr>
-            <w:proofErr w:type="spellStart"/>
             <w:r>
               <w:t>Знчн</w:t>
             </w:r>
-            <w:proofErr w:type="spellEnd"/>
           </w:p>
         </w:tc>
         <w:tc>
@@ -19062,19 +19012,11 @@
           <w:lang w:val="en-US"/>
         </w:rPr>
       </w:pPr>
-      <w:proofErr w:type="spellStart"/>
       <w:r>
         <w:rPr>
           <w:lang w:val="en-US"/>
         </w:rPr>
-        <w:t>buf</w:t>
-      </w:r>
-      <w:proofErr w:type="spellEnd"/>
-      <w:r>
-        <w:rPr>
-          <w:lang w:val="en-US"/>
-        </w:rPr>
-        <w:t>: word 0</w:t>
+        <w:t>buf: word 0</w:t>
       </w:r>
     </w:p>
     <w:p>
@@ -19197,16 +19139,8 @@
         <w:rPr>
           <w:lang w:val="en-US"/>
         </w:rPr>
-        <w:t xml:space="preserve">; </w:t>
-      </w:r>
-      <w:proofErr w:type="spellStart"/>
-      <w:r>
-        <w:rPr>
-          <w:lang w:val="en-US"/>
-        </w:rPr>
-        <w:t>константы</w:t>
-      </w:r>
-      <w:proofErr w:type="spellEnd"/>
+        <w:t>; константы</w:t>
+      </w:r>
     </w:p>
     <w:p>
       <w:pPr>
@@ -19216,19 +19150,11 @@
           <w:lang w:val="en-US"/>
         </w:rPr>
       </w:pPr>
-      <w:proofErr w:type="spellStart"/>
       <w:r>
         <w:rPr>
           <w:lang w:val="en-US"/>
         </w:rPr>
-        <w:t>signmask</w:t>
-      </w:r>
-      <w:proofErr w:type="spellEnd"/>
-      <w:r>
-        <w:rPr>
-          <w:lang w:val="en-US"/>
-        </w:rPr>
-        <w:t>: word 0x8000</w:t>
+        <w:t>signmask: word 0x8000</w:t>
       </w:r>
     </w:p>
     <w:p>
@@ -19414,19 +19340,11 @@
           <w:lang w:val="en-US"/>
         </w:rPr>
       </w:pPr>
-      <w:proofErr w:type="gramStart"/>
       <w:r>
         <w:rPr>
           <w:lang w:val="en-US"/>
         </w:rPr>
-        <w:t>ST  x</w:t>
-      </w:r>
-      <w:proofErr w:type="gramEnd"/>
-      <w:r>
-        <w:rPr>
-          <w:lang w:val="en-US"/>
-        </w:rPr>
-        <w:t>1l</w:t>
+        <w:t>ST  x1l</w:t>
       </w:r>
     </w:p>
     <w:p>
@@ -19437,22 +19355,12 @@
           <w:lang w:val="en-US"/>
         </w:rPr>
       </w:pPr>
-      <w:proofErr w:type="gramStart"/>
       <w:r>
         <w:rPr>
           <w:lang w:val="en-US"/>
         </w:rPr>
-        <w:t xml:space="preserve">AND  </w:t>
-      </w:r>
-      <w:proofErr w:type="spellStart"/>
-      <w:r>
-        <w:rPr>
-          <w:lang w:val="en-US"/>
-        </w:rPr>
-        <w:t>signmask</w:t>
-      </w:r>
-      <w:proofErr w:type="spellEnd"/>
-      <w:proofErr w:type="gramEnd"/>
+        <w:t>AND  signmask</w:t>
+      </w:r>
     </w:p>
     <w:p>
       <w:pPr>
@@ -19646,16 +19554,8 @@
         <w:rPr>
           <w:lang w:val="en-US"/>
         </w:rPr>
-        <w:t xml:space="preserve">AND   </w:t>
-      </w:r>
-      <w:proofErr w:type="spellStart"/>
-      <w:r>
-        <w:rPr>
-          <w:lang w:val="en-US"/>
-        </w:rPr>
-        <w:t>signmask</w:t>
-      </w:r>
-      <w:proofErr w:type="spellEnd"/>
+        <w:t>AND   signmask</w:t>
+      </w:r>
     </w:p>
     <w:p>
       <w:pPr>
@@ -19855,16 +19755,8 @@
         <w:rPr>
           <w:lang w:val="en-US"/>
         </w:rPr>
-        <w:t xml:space="preserve">BCC   </w:t>
-      </w:r>
-      <w:proofErr w:type="spellStart"/>
-      <w:r>
-        <w:rPr>
-          <w:lang w:val="en-US"/>
-        </w:rPr>
-        <w:t>no_carry</w:t>
-      </w:r>
-      <w:proofErr w:type="spellEnd"/>
+        <w:t>BCC   no_carry</w:t>
+      </w:r>
     </w:p>
     <w:p>
       <w:pPr>
@@ -19893,16 +19785,8 @@
         <w:rPr>
           <w:lang w:val="en-US"/>
         </w:rPr>
-        <w:t xml:space="preserve">ST    </w:t>
-      </w:r>
-      <w:proofErr w:type="spellStart"/>
-      <w:r>
-        <w:rPr>
-          <w:lang w:val="en-US"/>
-        </w:rPr>
-        <w:t>buf</w:t>
-      </w:r>
-      <w:proofErr w:type="spellEnd"/>
+        <w:t>ST    buf</w:t>
+      </w:r>
     </w:p>
     <w:p>
       <w:pPr>
@@ -19916,16 +19800,8 @@
         <w:rPr>
           <w:lang w:val="en-US"/>
         </w:rPr>
-        <w:t xml:space="preserve">JUMP   </w:t>
-      </w:r>
-      <w:proofErr w:type="spellStart"/>
-      <w:r>
-        <w:rPr>
-          <w:lang w:val="en-US"/>
-        </w:rPr>
-        <w:t>carry_done</w:t>
-      </w:r>
-      <w:proofErr w:type="spellEnd"/>
+        <w:t>JUMP   carry_done</w:t>
+      </w:r>
     </w:p>
     <w:p>
       <w:pPr>
@@ -19935,19 +19811,11 @@
           <w:lang w:val="en-US"/>
         </w:rPr>
       </w:pPr>
-      <w:proofErr w:type="spellStart"/>
       <w:r>
         <w:rPr>
           <w:lang w:val="en-US"/>
         </w:rPr>
-        <w:t>no_carry</w:t>
-      </w:r>
-      <w:proofErr w:type="spellEnd"/>
-      <w:r>
-        <w:rPr>
-          <w:lang w:val="en-US"/>
-        </w:rPr>
-        <w:t>:</w:t>
+        <w:t>no_carry:</w:t>
       </w:r>
     </w:p>
     <w:p>
@@ -19976,14 +19844,12 @@
       <w:r>
         <w:t xml:space="preserve">    </w:t>
       </w:r>
-      <w:proofErr w:type="spellStart"/>
       <w:r>
         <w:rPr>
           <w:lang w:val="en-US"/>
         </w:rPr>
         <w:t>buf</w:t>
       </w:r>
-      <w:proofErr w:type="spellEnd"/>
     </w:p>
     <w:p>
       <w:pPr>
@@ -20002,19 +19868,11 @@
           <w:lang w:val="en-US"/>
         </w:rPr>
       </w:pPr>
-      <w:proofErr w:type="spellStart"/>
       <w:r>
         <w:rPr>
           <w:lang w:val="en-US"/>
         </w:rPr>
-        <w:t>carry_done</w:t>
-      </w:r>
-      <w:proofErr w:type="spellEnd"/>
-      <w:r>
-        <w:rPr>
-          <w:lang w:val="en-US"/>
-        </w:rPr>
-        <w:t xml:space="preserve">: </w:t>
+        <w:t xml:space="preserve">carry_done: </w:t>
       </w:r>
     </w:p>
     <w:p>
@@ -20061,14 +19919,12 @@
       <w:r>
         <w:t xml:space="preserve">   </w:t>
       </w:r>
-      <w:proofErr w:type="spellStart"/>
       <w:r>
         <w:rPr>
           <w:lang w:val="en-US"/>
         </w:rPr>
         <w:t>buf</w:t>
       </w:r>
-      <w:proofErr w:type="spellEnd"/>
     </w:p>
     <w:p>
       <w:pPr>
@@ -20119,21 +19975,7 @@
         <w:rPr>
           <w:lang w:val="en-US"/>
         </w:rPr>
-        <w:t xml:space="preserve">; </w:t>
-      </w:r>
-      <w:proofErr w:type="spellStart"/>
-      <w:r>
-        <w:rPr>
-          <w:lang w:val="en-US"/>
-        </w:rPr>
-        <w:t>Инверсия</w:t>
-      </w:r>
-      <w:proofErr w:type="spellEnd"/>
-      <w:r>
-        <w:rPr>
-          <w:lang w:val="en-US"/>
-        </w:rPr>
-        <w:t>: NOT x = minus - x</w:t>
+        <w:t>; Инверсия: NOT x = minus - x</w:t>
       </w:r>
     </w:p>
     <w:p>
@@ -20157,21 +19999,7 @@
         <w:rPr>
           <w:lang w:val="en-US"/>
         </w:rPr>
-        <w:t xml:space="preserve">; </w:t>
-      </w:r>
-      <w:proofErr w:type="spellStart"/>
-      <w:r>
-        <w:rPr>
-          <w:lang w:val="en-US"/>
-        </w:rPr>
-        <w:t>инвертируем</w:t>
-      </w:r>
-      <w:proofErr w:type="spellEnd"/>
-      <w:r>
-        <w:rPr>
-          <w:lang w:val="en-US"/>
-        </w:rPr>
-        <w:t xml:space="preserve"> low</w:t>
+        <w:t>; инвертируем low</w:t>
       </w:r>
     </w:p>
     <w:p>
@@ -20231,21 +20059,7 @@
         <w:rPr>
           <w:lang w:val="en-US"/>
         </w:rPr>
-        <w:t xml:space="preserve"> ; </w:t>
-      </w:r>
-      <w:proofErr w:type="spellStart"/>
-      <w:r>
-        <w:rPr>
-          <w:lang w:val="en-US"/>
-        </w:rPr>
-        <w:t>инвертируем</w:t>
-      </w:r>
-      <w:proofErr w:type="spellEnd"/>
-      <w:r>
-        <w:rPr>
-          <w:lang w:val="en-US"/>
-        </w:rPr>
-        <w:t xml:space="preserve"> high</w:t>
+        <w:t xml:space="preserve"> ; инвертируем high</w:t>
       </w:r>
     </w:p>
     <w:p>
@@ -20314,21 +20128,7 @@
         <w:rPr>
           <w:lang w:val="en-US"/>
         </w:rPr>
-        <w:t xml:space="preserve">; </w:t>
-      </w:r>
-      <w:proofErr w:type="spellStart"/>
-      <w:r>
-        <w:rPr>
-          <w:lang w:val="en-US"/>
-        </w:rPr>
-        <w:t>прибавляем</w:t>
-      </w:r>
-      <w:proofErr w:type="spellEnd"/>
-      <w:r>
-        <w:rPr>
-          <w:lang w:val="en-US"/>
-        </w:rPr>
-        <w:t xml:space="preserve"> 1 к low</w:t>
+        <w:t>; прибавляем 1 к low</w:t>
       </w:r>
     </w:p>
     <w:p>
